--- a/pr-preview/pr-385/chapters/notation-tracked-changes.docx
+++ b/pr-preview/pr-385/chapters/notation-tracked-changes.docx
@@ -16,7 +16,7 @@
       </w:pPr>
       <w:del w:id="1" w:author="PR Preview" w:date="2026-01-01T00:00:00Z">
         <w:r>
-          <w:delText xml:space="preserve">Last modified: 2026-10-27 20:13:11 (PDT)</w:delText>
+          <w:delText xml:space="preserve">Last modified: 2026-10-27 20:57:47 (PDT)</w:delText>
         </w:r>
       </w:del>
     </w:p>
@@ -26,7 +26,7 @@
       </w:pPr>
       <w:ins w:id="2" w:author="PR Preview" w:date="2026-01-01T00:00:00Z">
         <w:r>
-          <w:t xml:space="preserve">Last modified: 2026-10-27 20:11:58 (PDT)</w:t>
+          <w:t xml:space="preserve">Last modified: 2026-10-27 20:58:58 (PDT)</w:t>
         </w:r>
       </w:ins>
     </w:p>
@@ -12447,146 +12447,48 @@
       <w:pPr>
         <w:pStyle w:val="BodyText"/>
       </w:pPr>
-      <w:del w:id="3" w:author="PR Preview" w:date="2026-01-01T00:00:00Z">
-        <w:r>
-          <w:delText xml:space="preserve">Write each expression in its most compact form,</w:delText>
-        </w:r>
-      </w:del>
-      <w:del w:id="4" w:author="PR Preview" w:date="2026-01-01T00:00:00Z">
-        <w:r>
-          <w:delText xml:space="preserve"> </w:delText>
-        </w:r>
-      </w:del>
-      <w:del w:id="5" w:author="PR Preview" w:date="2026-01-01T00:00:00Z">
-        <w:r>
-          <w:delText xml:space="preserve">built from named sub-pieces that are defined separately.</w:delText>
-        </w:r>
-      </w:del>
-      <w:del w:id="6" w:author="PR Preview" w:date="2026-01-01T00:00:00Z">
-        <w:r>
-          <w:delText xml:space="preserve"> </w:delText>
-        </w:r>
-      </w:del>
-      <w:del w:id="7" w:author="PR Preview" w:date="2026-01-01T00:00:00Z">
-        <w:r>
-          <w:delText xml:space="preserve">Use one form per expression, and keep it simple.</w:delText>
-        </w:r>
-      </w:del>
-      <w:del w:id="8" w:author="PR Preview" w:date="2026-01-01T00:00:00Z">
-        <w:r>
-          <w:delText xml:space="preserve"> </w:delText>
-        </w:r>
-      </w:del>
-      <w:del w:id="9" w:author="PR Preview" w:date="2026-01-01T00:00:00Z">
-        <w:r>
-          <w:delText xml:space="preserve">For example, write the expected squared prediction error</w:delText>
-        </w:r>
-      </w:del>
-      <w:del w:id="10" w:author="PR Preview" w:date="2026-01-01T00:00:00Z">
-        <w:r>
-          <w:delText xml:space="preserve"> </w:delText>
-        </w:r>
-      </w:del>
-      <w:del w:id="11" w:author="PR Preview" w:date="2026-01-01T00:00:00Z">
-        <w:r>
-          <w:delText xml:space="preserve">as the squared bias plus the variance plus the residual variance,</w:delText>
-        </w:r>
-      </w:del>
-      <w:del w:id="12" w:author="PR Preview" w:date="2026-01-01T00:00:00Z">
-        <w:r>
-          <w:delText xml:space="preserve"> </w:delText>
-        </w:r>
-      </w:del>
-      <w:del w:id="13" w:author="PR Preview" w:date="2026-01-01T00:00:00Z">
-        <w:r>
-          <w:delText xml:space="preserve"> </w:delText>
-        </w:r>
-      </w:del>
-      <w:del w:id="14" w:author="PR Preview" w:date="2026-01-01T00:00:00Z">
-        <w:r>
-          <w:delText xml:space="preserve">and define each of the three pieces on its own,</w:delText>
-        </w:r>
-      </w:del>
-      <w:del w:id="15" w:author="PR Preview" w:date="2026-01-01T00:00:00Z">
-        <w:r>
-          <w:delText xml:space="preserve"> </w:delText>
-        </w:r>
-      </w:del>
-      <w:del w:id="16" w:author="PR Preview" w:date="2026-01-01T00:00:00Z">
-        <w:r>
-          <w:delText xml:space="preserve">instead of expanding them inside the formula.</w:delText>
-        </w:r>
-      </w:del>
-    </w:p>
-    <w:p>
-      <w:pPr>
-        <w:pStyle w:val="BodyText"/>
-      </w:pPr>
-      <w:ins w:id="17" w:author="PR Preview" w:date="2026-01-01T00:00:00Z">
-        <w:r>
-          <w:t xml:space="preserve">Write each expression in its most compact form,</w:t>
-        </w:r>
-      </w:ins>
-      <w:ins w:id="18" w:author="PR Preview" w:date="2026-01-01T00:00:00Z">
-        <w:r>
-          <w:t xml:space="preserve"> </w:t>
-        </w:r>
-      </w:ins>
-      <w:ins w:id="19" w:author="PR Preview" w:date="2026-01-01T00:00:00Z">
-        <w:r>
-          <w:t xml:space="preserve">built from named sub-pieces that are defined separately.</w:t>
-        </w:r>
-      </w:ins>
-      <w:ins w:id="20" w:author="PR Preview" w:date="2026-01-01T00:00:00Z">
-        <w:r>
-          <w:t xml:space="preserve"> </w:t>
-        </w:r>
-      </w:ins>
-      <w:ins w:id="21" w:author="PR Preview" w:date="2026-01-01T00:00:00Z">
-        <w:r>
-          <w:t xml:space="preserve">Use one form per expression, and keep it simple.</w:t>
-        </w:r>
-      </w:ins>
-      <w:ins w:id="22" w:author="PR Preview" w:date="2026-01-01T00:00:00Z">
-        <w:r>
-          <w:t xml:space="preserve"> </w:t>
-        </w:r>
-      </w:ins>
-      <w:ins w:id="23" w:author="PR Preview" w:date="2026-01-01T00:00:00Z">
-        <w:r>
-          <w:t xml:space="preserve">For example, write the expected squared error</w:t>
-        </w:r>
-      </w:ins>
-      <w:ins w:id="24" w:author="PR Preview" w:date="2026-01-01T00:00:00Z">
-        <w:r>
-          <w:t xml:space="preserve"> </w:t>
-        </w:r>
-      </w:ins>
-      <w:ins w:id="25" w:author="PR Preview" w:date="2026-01-01T00:00:00Z">
-        <w:r>
-          <w:t xml:space="preserve">as the squared bias plus the variance plus the irreducible error,</w:t>
-        </w:r>
-      </w:ins>
-      <w:ins w:id="26" w:author="PR Preview" w:date="2026-01-01T00:00:00Z">
-        <w:r>
-          <w:t xml:space="preserve"> </w:t>
-        </w:r>
-      </w:ins>
-      <w:ins w:id="27" w:author="PR Preview" w:date="2026-01-01T00:00:00Z">
-        <w:r>
-          <w:t xml:space="preserve">and define each of the three pieces on its own,</w:t>
-        </w:r>
-      </w:ins>
-      <w:ins w:id="28" w:author="PR Preview" w:date="2026-01-01T00:00:00Z">
-        <w:r>
-          <w:t xml:space="preserve"> </w:t>
-        </w:r>
-      </w:ins>
-      <w:ins w:id="29" w:author="PR Preview" w:date="2026-01-01T00:00:00Z">
-        <w:r>
-          <w:t xml:space="preserve">instead of expanding them inside the formula.</w:t>
-        </w:r>
-      </w:ins>
+      <w:r>
+        <w:t xml:space="preserve">Write each expression in its most compact form,</w:t>
+      </w:r>
+      <w:r>
+        <w:t xml:space="preserve"> </w:t>
+      </w:r>
+      <w:r>
+        <w:t xml:space="preserve">built from named sub-pieces that are defined separately.</w:t>
+      </w:r>
+      <w:r>
+        <w:t xml:space="preserve"> </w:t>
+      </w:r>
+      <w:r>
+        <w:t xml:space="preserve">Use one form per expression, and keep it simple.</w:t>
+      </w:r>
+      <w:r>
+        <w:t xml:space="preserve"> </w:t>
+      </w:r>
+      <w:r>
+        <w:t xml:space="preserve">For example, write the expected squared prediction error</w:t>
+      </w:r>
+      <w:r>
+        <w:t xml:space="preserve"> </w:t>
+      </w:r>
+      <w:r>
+        <w:t xml:space="preserve">as the squared bias plus the variance plus the residual variance,</w:t>
+      </w:r>
+      <w:r>
+        <w:t xml:space="preserve"> </w:t>
+      </w:r>
+      <w:r>
+        <w:t xml:space="preserve"> </w:t>
+      </w:r>
+      <w:r>
+        <w:t xml:space="preserve">and define each of the three pieces on its own,</w:t>
+      </w:r>
+      <w:r>
+        <w:t xml:space="preserve"> </w:t>
+      </w:r>
+      <w:r>
+        <w:t xml:space="preserve">instead of expanding them inside the formula.</w:t>
+      </w:r>
     </w:p>
     <w:p>
       <w:pPr>
